--- a/klagomål/A 53105-2025 FSC-klagomål.docx
+++ b/klagomål/A 53105-2025 FSC-klagomål.docx
@@ -1111,7 +1111,7 @@
     <w:r>
       <w:tab/>
       <w:tab/>
-      <w:t>2026-06-18</w:t>
+      <w:t>2026-06-19</w:t>
       <w:br/>
       <w:br/>
     </w:r>

--- a/klagomål/A 53105-2025 FSC-klagomål.docx
+++ b/klagomål/A 53105-2025 FSC-klagomål.docx
@@ -1111,7 +1111,7 @@
     <w:r>
       <w:tab/>
       <w:tab/>
-      <w:t>2026-06-19</w:t>
+      <w:t>2026-06-20</w:t>
       <w:br/>
       <w:br/>
     </w:r>

--- a/klagomål/A 53105-2025 FSC-klagomål.docx
+++ b/klagomål/A 53105-2025 FSC-klagomål.docx
@@ -168,38 +168,7 @@
     </w:p>
     <w:p>
       <w:r>
-        <w:t>Detta dokument behandlar höga naturvärden i avverkningsanmälan A 53105-2025 i Sundsvalls kommun som inkom 2025-10-28 och omfattar 1,8 ha.</w:t>
-      </w:r>
-    </w:p>
-    <w:p>
-      <w:r>
-        <w:t>Nedan presenteras fynd av naturvårdsarter och fridlysta arter som gjorts i det avverkningsanmälda området, samt relevanta utdrag ur standarderna för FSC, Chain of Custody, Controlled Wood och PEFC. I BILAGA 1 finns artfakta om fridlysta och rödlistade arter.</w:t>
-      </w:r>
-    </w:p>
-    <w:p>
-      <w:r>
-        <w:t>Vi förväntar oss att ni återkommer med ett skriftligt svar på vårt klagomål och även beskriver vilka korrigerande åtgärder ni satt in för att rätta till identifierade brister i er efterlevnad av den svenska FSC standarden.</w:t>
-      </w:r>
-    </w:p>
-    <w:p>
-      <w:pPr>
-        <w:pStyle w:val="Heading1"/>
-      </w:pPr>
-      <w:r>
-        <w:t>Naturvårdsarter</w:t>
-      </w:r>
-    </w:p>
-    <w:p>
-      <w:r>
-        <w:t>Inom 25 meter från avverkningsanmälan har följande 5 naturvårdsarter hittats: lunglav (NT, T), ullticka (NT, T), barkkornlav (S, T), stuplav (S, T) och tjäder (T, §4). Av dessa är 2 rödlistade. För rödlistade arter har rödlistekategorin angivits inom parentes. Arter som är signalarter enligt Skogsstyrelsen har markerats med (S). Typiska arter inom Natura 2000 som är kopplade till skogsekosystem har markerats med (T). För fridlysta arter anges även paragrafen i Artskyddsförordningen som arten är fridlyst enligt.</w:t>
-      </w:r>
-    </w:p>
-    <w:p>
-      <w:r>
-        <w:t>De påträffade naturvårdsarterna är ett tydligt kvitto på att det rör sig om en skog med höga naturvärden.</w:t>
-      </w:r>
-      <w:r>
-        <w:t xml:space="preserve"> I Figur 1 visas fyndplatser för naturvårdsarter i området, som finns registrerade på Artportalen.</w:t>
+        <w:t>Detta klagomål behandlar höga naturvärden i avverkningsanmälan A 53105-2025 i Sundsvalls kommun som inkom 2025-10-28 och omfattar 1,8 ha.</w:t>
       </w:r>
     </w:p>
     <w:p>
@@ -247,34 +216,223 @@
         <w:spacing w:after="240"/>
       </w:pPr>
       <w:r>
-        <w:t>Figur 1. Fyndplatser för naturvårdsarter inom 25 meter från avverkningsanmälan (röd linje). Markörer utan svart kant är placerade på fyndplatsen. Markörer med svart kant är placerade vid sidan av fyndplatsen och har ett svart streck som visar fyndplatsens exakta position. Kartans mittpunktskoordinat är N 6902105, E 573117 i SWEREF 99 TM.</w:t>
+        <w:t>Figur 1. Fyndplatser för naturvårdsarter inom 25 meter från avverkningsanmälan. Markörer utan svart kant är placerade på fyndplatsen. Markörer med svart kant är placerade vid sidan av fyndplatsen har ett svart streck som visar fyndplatsens exakta position. Kartans mittpunktskoordinat är N 6902105, E 573117 i SWEREF 99 TM.</w:t>
+      </w:r>
+    </w:p>
+    <w:p>
+      <w:r>
+        <w:t>Inom 25 meter från avverkningsanmälan finns fynd av 5 naturvårdsarter, varav 2 är rödlistade, 1 är fridlyst, 5 är typiska (T) och 2 är signalarter (S): lunglav (NT, T), ullticka (NT, T), barkkornlav (S, T), stuplav (S, T) och tjäder (T, §4). Se Figur 1.</w:t>
+      </w:r>
+    </w:p>
+    <w:p>
+      <w:r>
+        <w:t>Nedan presenteras relevanta utdrag ur standarderna för FSC, Chain of Custody, Controlled Wood och PEFC.</w:t>
+      </w:r>
+    </w:p>
+    <w:p>
+      <w:r>
+        <w:t>Vi förväntar oss att ni återkommer med ett skriftligt svar på vårt klagomål och även beskriver vilka korrigerande åtgärder ni satt in för att rätta till identifierade brister i er efterlevnad av den svenska FSC standarden.</w:t>
       </w:r>
     </w:p>
     <w:p>
       <w:pPr>
-        <w:pStyle w:val="Heading2"/>
+        <w:pStyle w:val="Heading1"/>
       </w:pPr>
       <w:r>
-        <w:t>Fridlysta arter</w:t>
+        <w:t>Naturvårdsarter och fridlysta arter</w:t>
       </w:r>
     </w:p>
     <w:p>
       <w:r>
-        <w:t>Följande fridlysta arter har sina livsmiljöer och växtplatser i den avverkningsanmälda skogen: tjäder (T, §4).</w:t>
+        <w:t>Nedan följer beskrivningar av de naturvårdsarter och fridlysta arter som har sina livsmiljöer och växtplatser i den avverkningsanmälda skogen. Se även ytterligare artfakta i BILAGA 1. De påträffade naturvårdsarterna är ett tydligt kvitto på att det rör sig om en skog med höga naturvärden.</w:t>
       </w:r>
     </w:p>
     <w:p>
-      <w:r>
-        <w:t xml:space="preserve">Observera att medlemsländerna är skyldiga att agera i enlighet med EU:s fågeldirektiv där det uttryckligen står att direktivet gäller för fåglar samt för deras ägg, bon och </w:t>
-      </w:r>
       <w:r>
         <w:rPr>
           <w:b/>
         </w:rPr>
-        <w:t xml:space="preserve">livsmiljöer </w:t>
-      </w:r>
-      <w:r>
-        <w:t>(artikel 1). Vidare att de åtgärder som vidtas inte får leda till en försämring av den nuvarande situationen beträffande bevarandet av de fågelarter som avses i artikel 1 (artikel 13). Fågeldirektivet är styrande för tillsynsansvariga myndigheters ärendehantering, ställningstaganden och beslutsfattande.</w:t>
+        <w:t>Lunglav (NT)</w:t>
+      </w:r>
+      <w:r>
+        <w:t xml:space="preserve"> är en av vårt lands främsta signalarter som överallt indikerar gamla lövträd, skogsbestånd med höga naturvärden och ekosystem med långskoglig kontinuitet. Lokalt kan förekomsten vara mycket riklig men den hittas nästan enbart i gamla och ej slutavverkade skogar. Artens samtliga förekomster bör uppmärksammas från naturvårdssynpunkt, då många lokaler även hyser andra ovanliga och rödlistade arter. Rikliga förekomster bör skyddas med biotopskydd, frivilliga avsättningar eller reservat. På lunglav kan de sällsynta lavparasiterna lunglavshårprick (CR), </w:t>
+      </w:r>
+      <w:r>
+        <w:rPr>
+          <w:i/>
+        </w:rPr>
+        <w:t>Abrothallus diederichii</w:t>
+      </w:r>
+      <w:r>
+        <w:t xml:space="preserve"> (VU), </w:t>
+      </w:r>
+      <w:r>
+        <w:rPr>
+          <w:i/>
+        </w:rPr>
+        <w:t>Abrothallus lobariae</w:t>
+      </w:r>
+      <w:r>
+        <w:t xml:space="preserve"> (VU), </w:t>
+      </w:r>
+      <w:r>
+        <w:rPr>
+          <w:i/>
+        </w:rPr>
+        <w:t>Calycina lobariae</w:t>
+      </w:r>
+      <w:r>
+        <w:t xml:space="preserve"> (VU), lunglavsknapp (VU) och skrovelmössing (VU) påträffas. Lunglav är typisk art för </w:t>
+      </w:r>
+      <w:r>
+        <w:rPr>
+          <w:i/>
+        </w:rPr>
+        <w:t>9010 Taiga, 9020 Nordlig ädellövskog, 9110 Näringsfattig bokskog, 9130 Näringsrik bokskog, 9160 Näringsrik ekskog, 9180 Ädellövskog i branter, 9190 Näringsfattig ekskog, 9070 Trädklädd betesmark, 9040 Fjällbjörkskog</w:t>
+      </w:r>
+      <w:r>
+        <w:t xml:space="preserve"> och</w:t>
+      </w:r>
+      <w:r>
+        <w:rPr>
+          <w:i/>
+        </w:rPr>
+        <w:t xml:space="preserve"> 6530 Lövängar</w:t>
+      </w:r>
+      <w:r>
+        <w:t xml:space="preserve"> (SLU Artdatabanken, 2026; Nitare &amp; Skogsstyrelsen, 2019).</w:t>
+      </w:r>
+    </w:p>
+    <w:p>
+      <w:r>
+        <w:rPr>
+          <w:b/>
+        </w:rPr>
+        <w:t>Ullticka (NT)</w:t>
+      </w:r>
+      <w:r>
+        <w:t xml:space="preserve"> är knuten till restbestånd av barrnaturskog och förekommer med ett tydligt optimum i orörda eller måttligt påverkade gamla granskogar där det föreligger viss kontinuitet av grov död ved. Ullticka är en bra signalart inom hela sitt utbredningsområde och i södra Sverige är den sällsynt och en god signalart för skyddsvärda granskogsmiljöer. Den hotas av avverkning och fragmentering av naturskog och äldre granskog med lång trädkontinuitet. På ullticka kan ibland ulltickeporing (VU) påträffas - det är en sällsynt ticka som nyligen delats upp i de tre olika arterna ulltickeporing </w:t>
+      </w:r>
+      <w:r>
+        <w:rPr>
+          <w:i/>
+        </w:rPr>
+        <w:t xml:space="preserve">Skeletocutis brevispora </w:t>
+      </w:r>
+      <w:r>
+        <w:t>(VU)</w:t>
+      </w:r>
+      <w:r>
+        <w:rPr>
+          <w:i/>
+        </w:rPr>
+        <w:t>, Skeletocutis delicata</w:t>
+      </w:r>
+      <w:r>
+        <w:t xml:space="preserve"> (VU)</w:t>
+      </w:r>
+      <w:r>
+        <w:rPr>
+          <w:i/>
+        </w:rPr>
+        <w:t xml:space="preserve"> och Skeletocutis exilis</w:t>
+      </w:r>
+      <w:r>
+        <w:t xml:space="preserve"> (NT). Ullticka är typisk art för </w:t>
+      </w:r>
+      <w:r>
+        <w:rPr>
+          <w:i/>
+        </w:rPr>
+        <w:t xml:space="preserve">9010 Taiga, 9050 Näringsrik granskog </w:t>
+      </w:r>
+      <w:r>
+        <w:t xml:space="preserve">och </w:t>
+      </w:r>
+      <w:r>
+        <w:rPr>
+          <w:i/>
+        </w:rPr>
+        <w:t>9030 Landhöjningsskog</w:t>
+      </w:r>
+      <w:r>
+        <w:t xml:space="preserve"> (SLU Artdatabanken, 2026; Nitare &amp; Skogsstyrelsen, 2019; Miettinen &amp; Niemelä, 2018).</w:t>
+      </w:r>
+    </w:p>
+    <w:p>
+      <w:r>
+        <w:rPr>
+          <w:b/>
+        </w:rPr>
+        <w:t>Barkkornlav</w:t>
+      </w:r>
+      <w:r>
+        <w:t xml:space="preserve"> växer på bark av bl.a. gran, ek, al, asp, rönn, sälg och en i ädellövskogar, granskogar, barr- och lövblandskogar med hög luftfuktighet. Barkkornlav är typisk art för </w:t>
+      </w:r>
+      <w:r>
+        <w:rPr>
+          <w:i/>
+        </w:rPr>
+        <w:t>9190 Näringsfattig ekskog</w:t>
+      </w:r>
+      <w:r>
+        <w:t xml:space="preserve"> (SLU Artdatabanken, 2025).</w:t>
+      </w:r>
+    </w:p>
+    <w:p>
+      <w:r>
+        <w:rPr>
+          <w:b/>
+        </w:rPr>
+        <w:t>Stuplav</w:t>
+      </w:r>
+      <w:r>
+        <w:t xml:space="preserve"> är en mycket bra signalart i hela sitt utbredningsområde och förekommer nästan enbart i skogsmiljöer med höga naturvärden. Den indikerar långvarig förekomst av gamla lövträd och miljöer med konstant hög luftfuktighet. I skogar med suboceaniskt klimat finns det en mycket sällsynt parasit, njurlavsknapp </w:t>
+      </w:r>
+      <w:r>
+        <w:rPr>
+          <w:i/>
+        </w:rPr>
+        <w:t>Pletocarpon nephromeum</w:t>
+      </w:r>
+      <w:r>
+        <w:t xml:space="preserve"> (EN), som växer på stuplav. Ytterligare tre sällsynta lavparasiter, </w:t>
+      </w:r>
+      <w:r>
+        <w:rPr>
+          <w:i/>
+        </w:rPr>
+        <w:t>Protounguicularia nephromatis</w:t>
+      </w:r>
+      <w:r>
+        <w:t xml:space="preserve"> (VU), </w:t>
+      </w:r>
+      <w:r>
+        <w:rPr>
+          <w:i/>
+        </w:rPr>
+        <w:t>Refractohilum galligenum</w:t>
+      </w:r>
+      <w:r>
+        <w:t xml:space="preserve"> (NT) och </w:t>
+      </w:r>
+      <w:r>
+        <w:rPr>
+          <w:i/>
+        </w:rPr>
+        <w:t>Roselliniella nephromatis</w:t>
+      </w:r>
+      <w:r>
+        <w:t xml:space="preserve"> (DD), kan också påträffas på stuplav. Stuplav är typisk art för </w:t>
+      </w:r>
+      <w:r>
+        <w:rPr>
+          <w:i/>
+        </w:rPr>
+        <w:t>9010 Taiga</w:t>
+      </w:r>
+      <w:r>
+        <w:t xml:space="preserve"> (SLU Artdatabanken, 2026; Nitare &amp; Skogsstyrelsen, 2019).</w:t>
       </w:r>
     </w:p>
     <w:p>
@@ -304,207 +462,6 @@
       </w:r>
       <w:r>
         <w:t>. Tjädern är en utpräglad skogsfågel knuten till större sammanhängande barrskogsområden. Tupparna och hönorna utnyttjar till viss del olika miljöer, och habitatvalet varierar dessutom mellan olika delar av året. För att det ska finnas livskraftiga tjäderbestånd krävs funktionella skogslandskap med en blandning av uppvuxen, gles och luckig skog, täta sumpskogar, myrar och andra små våtmarker. Arten försvinner när skogen fragmenteras och den sammanlagda arealen hyggen och andra öppna områden blir för stor. Ett småskaligt och försiktigt virkesuttag genom hyggesfria metoder kan i vissa fall vara möjligt i området inom 200 m från lekcentrum. Längre ut från lekcentrum, inom 200–500 m bör den avverkade ytan inte överskrida 1 hektar för att undvika alltför stora och snabba förändringar (Skogsstyrelsen, 2019; SLU Artdatabanken, 2024).</w:t>
-      </w:r>
-    </w:p>
-    <w:p>
-      <w:r>
-        <w:t>I BILAGA 1 finns mer detaljerad information om ekologi samt krav på livsmiljö hos fridlysta arter.</w:t>
-      </w:r>
-    </w:p>
-    <w:p>
-      <w:pPr>
-        <w:pStyle w:val="Heading2"/>
-      </w:pPr>
-      <w:r>
-        <w:t>Övriga naturvårdsarter</w:t>
-      </w:r>
-    </w:p>
-    <w:p>
-      <w:r>
-        <w:rPr>
-          <w:b/>
-        </w:rPr>
-        <w:t>Barkkornlav</w:t>
-      </w:r>
-      <w:r>
-        <w:t xml:space="preserve"> växer på bark av bl.a. gran, ek, al, asp, rönn, sälg och en i ädellövskogar, granskogar, barr- och lövblandskogar med hög luftfuktighet. Barkkornlav är typisk art för </w:t>
-      </w:r>
-      <w:r>
-        <w:rPr>
-          <w:i/>
-        </w:rPr>
-        <w:t>9190 Näringsfattig ekskog</w:t>
-      </w:r>
-      <w:r>
-        <w:t xml:space="preserve"> (SLU Artdatabanken, 2025).</w:t>
-      </w:r>
-    </w:p>
-    <w:p>
-      <w:r>
-        <w:rPr>
-          <w:b/>
-        </w:rPr>
-        <w:t>Lunglav (NT)</w:t>
-      </w:r>
-      <w:r>
-        <w:t xml:space="preserve"> är en av vårt lands främsta signalarter som överallt indikerar gamla lövträd, skogsbestånd med höga naturvärden och ekosystem med långskoglig kontinuitet. Lokalt kan förekomsten vara mycket riklig men den hittas nästan enbart i gamla och ej slutavverkade skogar. Artens samtliga förekomster bör uppmärksammas från naturvårdssynpunkt, då många lokaler även hyser andra ovanliga och rödlistade arter. Rikliga förekomster bör skyddas med biotopskydd, frivilliga avsättningar eller reservat. På lunglav kan de sällsynta lavparasiterna lunglavshårprick (CR), </w:t>
-      </w:r>
-      <w:r>
-        <w:rPr>
-          <w:i/>
-        </w:rPr>
-        <w:t>Abrothallus diederichii</w:t>
-      </w:r>
-      <w:r>
-        <w:t xml:space="preserve"> (VU), </w:t>
-      </w:r>
-      <w:r>
-        <w:rPr>
-          <w:i/>
-        </w:rPr>
-        <w:t>Abrothallus lobariae</w:t>
-      </w:r>
-      <w:r>
-        <w:t xml:space="preserve"> (VU), </w:t>
-      </w:r>
-      <w:r>
-        <w:rPr>
-          <w:i/>
-        </w:rPr>
-        <w:t>Calycina lobariae</w:t>
-      </w:r>
-      <w:r>
-        <w:t xml:space="preserve"> (VU), lunglavsknapp (VU) och skrovelmössing (VU) påträffas. Lunglav är typisk art för </w:t>
-      </w:r>
-      <w:r>
-        <w:rPr>
-          <w:i/>
-        </w:rPr>
-        <w:t>9010 Taiga, 9020 Nordlig ädellövskog, 9110 Näringsfattig bokskog, 9130 Näringsrik bokskog, 9160 Näringsrik ekskog, 9180 Ädellövskog i branter, 9190 Näringsfattig ekskog, 9070 Trädklädd betesmark, 9040 Fjällbjörkskog</w:t>
-      </w:r>
-      <w:r>
-        <w:t xml:space="preserve"> och</w:t>
-      </w:r>
-      <w:r>
-        <w:rPr>
-          <w:i/>
-        </w:rPr>
-        <w:t xml:space="preserve"> 6530 Lövängar</w:t>
-      </w:r>
-      <w:r>
-        <w:t xml:space="preserve"> (SLU Artdatabanken, 2026; Nitare &amp; Skogsstyrelsen, 2019).</w:t>
-      </w:r>
-    </w:p>
-    <w:p>
-      <w:r>
-        <w:rPr>
-          <w:b/>
-        </w:rPr>
-        <w:t>Stuplav</w:t>
-      </w:r>
-      <w:r>
-        <w:t xml:space="preserve"> är en mycket bra signalart i hela sitt utbredningsområde och förekommer nästan enbart i skogsmiljöer med höga naturvärden. Den indikerar långvarig förekomst av gamla lövträd och miljöer med konstant hög luftfuktighet. I skogar med suboceaniskt klimat finns det en mycket sällsynt parasit, njurlavsknapp </w:t>
-      </w:r>
-      <w:r>
-        <w:rPr>
-          <w:i/>
-        </w:rPr>
-        <w:t>Pletocarpon nephromeum</w:t>
-      </w:r>
-      <w:r>
-        <w:t xml:space="preserve"> (EN), som växer på stuplav. Ytterligare tre sällsynta lavparasiter, </w:t>
-      </w:r>
-      <w:r>
-        <w:rPr>
-          <w:i/>
-        </w:rPr>
-        <w:t>Protounguicularia nephromatis</w:t>
-      </w:r>
-      <w:r>
-        <w:t xml:space="preserve"> (VU), </w:t>
-      </w:r>
-      <w:r>
-        <w:rPr>
-          <w:i/>
-        </w:rPr>
-        <w:t>Refractohilum galligenum</w:t>
-      </w:r>
-      <w:r>
-        <w:t xml:space="preserve"> (NT) och </w:t>
-      </w:r>
-      <w:r>
-        <w:rPr>
-          <w:i/>
-        </w:rPr>
-        <w:t>Roselliniella nephromatis</w:t>
-      </w:r>
-      <w:r>
-        <w:t xml:space="preserve"> (DD), kan också påträffas på stuplav. Stuplav är typisk art för </w:t>
-      </w:r>
-      <w:r>
-        <w:rPr>
-          <w:i/>
-        </w:rPr>
-        <w:t>9010 Taiga</w:t>
-      </w:r>
-      <w:r>
-        <w:t xml:space="preserve"> (SLU Artdatabanken, 2026; Nitare &amp; Skogsstyrelsen, 2019).</w:t>
-      </w:r>
-    </w:p>
-    <w:p>
-      <w:r>
-        <w:rPr>
-          <w:b/>
-        </w:rPr>
-        <w:t>Ullticka (NT)</w:t>
-      </w:r>
-      <w:r>
-        <w:t xml:space="preserve"> är knuten till restbestånd av barrnaturskog och förekommer med ett tydligt optimum i orörda eller måttligt påverkade gamla granskogar där det föreligger viss kontinuitet av grov död ved. Ullticka är en bra signalart inom hela sitt utbredningsområde och i södra Sverige är den sällsynt och en god signalart för skyddsvärda granskogsmiljöer. Den hotas av avverkning och fragmentering av naturskog och äldre granskog med lång trädkontinuitet. På ullticka kan ibland ulltickeporing (VU) påträffas - det är en sällsynt ticka som nyligen delats upp i de tre olika arterna ulltickeporing </w:t>
-      </w:r>
-      <w:r>
-        <w:rPr>
-          <w:i/>
-        </w:rPr>
-        <w:t xml:space="preserve">Skeletocutis brevispora </w:t>
-      </w:r>
-      <w:r>
-        <w:t>(VU)</w:t>
-      </w:r>
-      <w:r>
-        <w:rPr>
-          <w:i/>
-        </w:rPr>
-        <w:t>, Skeletocutis delicata</w:t>
-      </w:r>
-      <w:r>
-        <w:t xml:space="preserve"> (VU)</w:t>
-      </w:r>
-      <w:r>
-        <w:rPr>
-          <w:i/>
-        </w:rPr>
-        <w:t xml:space="preserve"> och Skeletocutis exilis</w:t>
-      </w:r>
-      <w:r>
-        <w:t xml:space="preserve"> (NT). Ullticka är typisk art för </w:t>
-      </w:r>
-      <w:r>
-        <w:rPr>
-          <w:i/>
-        </w:rPr>
-        <w:t xml:space="preserve">9010 Taiga, 9050 Näringsrik granskog </w:t>
-      </w:r>
-      <w:r>
-        <w:t xml:space="preserve">och </w:t>
-      </w:r>
-      <w:r>
-        <w:rPr>
-          <w:i/>
-        </w:rPr>
-        <w:t>9030 Landhöjningsskog</w:t>
-      </w:r>
-      <w:r>
-        <w:t xml:space="preserve"> (SLU Artdatabanken, 2026; Nitare &amp; Skogsstyrelsen, 2019; Miettinen &amp; Niemelä, 2018).</w:t>
       </w:r>
     </w:p>
     <w:p>
@@ -1111,7 +1068,7 @@
     <w:r>
       <w:tab/>
       <w:tab/>
-      <w:t>2026-06-20</w:t>
+      <w:t>2026-06-21</w:t>
       <w:br/>
       <w:br/>
     </w:r>

--- a/klagomål/A 53105-2025 FSC-klagomål.docx
+++ b/klagomål/A 53105-2025 FSC-klagomål.docx
@@ -1068,7 +1068,7 @@
     <w:r>
       <w:tab/>
       <w:tab/>
-      <w:t>2026-06-21</w:t>
+      <w:t>2026-06-22</w:t>
       <w:br/>
       <w:br/>
     </w:r>

--- a/klagomål/A 53105-2025 FSC-klagomål.docx
+++ b/klagomål/A 53105-2025 FSC-klagomål.docx
@@ -1068,7 +1068,7 @@
     <w:r>
       <w:tab/>
       <w:tab/>
-      <w:t>2026-06-22</w:t>
+      <w:t>2026-06-23</w:t>
       <w:br/>
       <w:br/>
     </w:r>

--- a/klagomål/A 53105-2025 FSC-klagomål.docx
+++ b/klagomål/A 53105-2025 FSC-klagomål.docx
@@ -1068,7 +1068,7 @@
     <w:r>
       <w:tab/>
       <w:tab/>
-      <w:t>2026-06-23</w:t>
+      <w:t>2026-06-24</w:t>
       <w:br/>
       <w:br/>
     </w:r>

--- a/klagomål/A 53105-2025 FSC-klagomål.docx
+++ b/klagomål/A 53105-2025 FSC-klagomål.docx
@@ -1068,7 +1068,7 @@
     <w:r>
       <w:tab/>
       <w:tab/>
-      <w:t>2026-06-24</w:t>
+      <w:t>2026-06-25</w:t>
       <w:br/>
       <w:br/>
     </w:r>

--- a/klagomål/A 53105-2025 FSC-klagomål.docx
+++ b/klagomål/A 53105-2025 FSC-klagomål.docx
@@ -1068,7 +1068,7 @@
     <w:r>
       <w:tab/>
       <w:tab/>
-      <w:t>2026-06-25</w:t>
+      <w:t>2026-06-26</w:t>
       <w:br/>
       <w:br/>
     </w:r>

--- a/klagomål/A 53105-2025 FSC-klagomål.docx
+++ b/klagomål/A 53105-2025 FSC-klagomål.docx
@@ -1068,7 +1068,7 @@
     <w:r>
       <w:tab/>
       <w:tab/>
-      <w:t>2026-06-26</w:t>
+      <w:t>2026-06-27</w:t>
       <w:br/>
       <w:br/>
     </w:r>

--- a/klagomål/A 53105-2025 FSC-klagomål.docx
+++ b/klagomål/A 53105-2025 FSC-klagomål.docx
@@ -1068,7 +1068,7 @@
     <w:r>
       <w:tab/>
       <w:tab/>
-      <w:t>2026-06-27</w:t>
+      <w:t>2026-06-28</w:t>
       <w:br/>
       <w:br/>
     </w:r>

--- a/klagomål/A 53105-2025 FSC-klagomål.docx
+++ b/klagomål/A 53105-2025 FSC-klagomål.docx
@@ -1068,7 +1068,7 @@
     <w:r>
       <w:tab/>
       <w:tab/>
-      <w:t>2026-06-28</w:t>
+      <w:t>2026-06-29</w:t>
       <w:br/>
       <w:br/>
     </w:r>

--- a/klagomål/A 53105-2025 FSC-klagomål.docx
+++ b/klagomål/A 53105-2025 FSC-klagomål.docx
@@ -1068,7 +1068,7 @@
     <w:r>
       <w:tab/>
       <w:tab/>
-      <w:t>2026-06-29</w:t>
+      <w:t>2026-06-30</w:t>
       <w:br/>
       <w:br/>
     </w:r>

--- a/klagomål/A 53105-2025 FSC-klagomål.docx
+++ b/klagomål/A 53105-2025 FSC-klagomål.docx
@@ -1068,7 +1068,7 @@
     <w:r>
       <w:tab/>
       <w:tab/>
-      <w:t>2026-06-30</w:t>
+      <w:t>2026-07-01</w:t>
       <w:br/>
       <w:br/>
     </w:r>

--- a/klagomål/A 53105-2025 FSC-klagomål.docx
+++ b/klagomål/A 53105-2025 FSC-klagomål.docx
@@ -1068,7 +1068,7 @@
     <w:r>
       <w:tab/>
       <w:tab/>
-      <w:t>2026-07-01</w:t>
+      <w:t>2026-07-02</w:t>
       <w:br/>
       <w:br/>
     </w:r>
